--- a/klagomål/S 5154-2024 FSC-klagomål.docx
+++ b/klagomål/S 5154-2024 FSC-klagomål.docx
@@ -808,7 +808,7 @@
     <w:r>
       <w:tab/>
       <w:tab/>
-      <w:t>2026-07-13</w:t>
+      <w:t>2026-07-14</w:t>
       <w:br/>
       <w:br/>
     </w:r>

--- a/klagomål/S 5154-2024 FSC-klagomål.docx
+++ b/klagomål/S 5154-2024 FSC-klagomål.docx
@@ -808,7 +808,7 @@
     <w:r>
       <w:tab/>
       <w:tab/>
-      <w:t>2026-07-14</w:t>
+      <w:t>2026-07-15</w:t>
       <w:br/>
       <w:br/>
     </w:r>

--- a/klagomål/S 5154-2024 FSC-klagomål.docx
+++ b/klagomål/S 5154-2024 FSC-klagomål.docx
@@ -808,7 +808,7 @@
     <w:r>
       <w:tab/>
       <w:tab/>
-      <w:t>2026-07-15</w:t>
+      <w:t>2026-07-16</w:t>
       <w:br/>
       <w:br/>
     </w:r>

--- a/klagomål/S 5154-2024 FSC-klagomål.docx
+++ b/klagomål/S 5154-2024 FSC-klagomål.docx
@@ -808,7 +808,7 @@
     <w:r>
       <w:tab/>
       <w:tab/>
-      <w:t>2026-07-16</w:t>
+      <w:t>2026-07-17</w:t>
       <w:br/>
       <w:br/>
     </w:r>

--- a/klagomål/S 5154-2024 FSC-klagomål.docx
+++ b/klagomål/S 5154-2024 FSC-klagomål.docx
@@ -808,7 +808,7 @@
     <w:r>
       <w:tab/>
       <w:tab/>
-      <w:t>2026-07-17</w:t>
+      <w:t>2026-07-18</w:t>
       <w:br/>
       <w:br/>
     </w:r>

--- a/klagomål/S 5154-2024 FSC-klagomål.docx
+++ b/klagomål/S 5154-2024 FSC-klagomål.docx
@@ -808,7 +808,7 @@
     <w:r>
       <w:tab/>
       <w:tab/>
-      <w:t>2026-07-18</w:t>
+      <w:t>2026-07-19</w:t>
       <w:br/>
       <w:br/>
     </w:r>

--- a/klagomål/S 5154-2024 FSC-klagomål.docx
+++ b/klagomål/S 5154-2024 FSC-klagomål.docx
@@ -808,7 +808,7 @@
     <w:r>
       <w:tab/>
       <w:tab/>
-      <w:t>2026-07-19</w:t>
+      <w:t>2026-07-20</w:t>
       <w:br/>
       <w:br/>
     </w:r>

--- a/klagomål/S 5154-2024 FSC-klagomål.docx
+++ b/klagomål/S 5154-2024 FSC-klagomål.docx
@@ -808,7 +808,7 @@
     <w:r>
       <w:tab/>
       <w:tab/>
-      <w:t>2026-07-20</w:t>
+      <w:t>2026-07-21</w:t>
       <w:br/>
       <w:br/>
     </w:r>

--- a/klagomål/S 5154-2024 FSC-klagomål.docx
+++ b/klagomål/S 5154-2024 FSC-klagomål.docx
@@ -808,7 +808,7 @@
     <w:r>
       <w:tab/>
       <w:tab/>
-      <w:t>2026-07-21</w:t>
+      <w:t>2026-07-22</w:t>
       <w:br/>
       <w:br/>
     </w:r>

--- a/klagomål/S 5154-2024 FSC-klagomål.docx
+++ b/klagomål/S 5154-2024 FSC-klagomål.docx
@@ -808,7 +808,7 @@
     <w:r>
       <w:tab/>
       <w:tab/>
-      <w:t>2026-07-22</w:t>
+      <w:t>2026-07-23</w:t>
       <w:br/>
       <w:br/>
     </w:r>

--- a/klagomål/S 5154-2024 FSC-klagomål.docx
+++ b/klagomål/S 5154-2024 FSC-klagomål.docx
@@ -808,7 +808,7 @@
     <w:r>
       <w:tab/>
       <w:tab/>
-      <w:t>2026-07-23</w:t>
+      <w:t>2026-07-24</w:t>
       <w:br/>
       <w:br/>
     </w:r>

--- a/klagomål/S 5154-2024 FSC-klagomål.docx
+++ b/klagomål/S 5154-2024 FSC-klagomål.docx
@@ -808,7 +808,7 @@
     <w:r>
       <w:tab/>
       <w:tab/>
-      <w:t>2026-07-24</w:t>
+      <w:t>2026-07-25</w:t>
       <w:br/>
       <w:br/>
     </w:r>

--- a/klagomål/S 5154-2024 FSC-klagomål.docx
+++ b/klagomål/S 5154-2024 FSC-klagomål.docx
@@ -808,7 +808,7 @@
     <w:r>
       <w:tab/>
       <w:tab/>
-      <w:t>2026-07-25</w:t>
+      <w:t>2026-07-26</w:t>
       <w:br/>
       <w:br/>
     </w:r>

--- a/klagomål/S 5154-2024 FSC-klagomål.docx
+++ b/klagomål/S 5154-2024 FSC-klagomål.docx
@@ -808,7 +808,7 @@
     <w:r>
       <w:tab/>
       <w:tab/>
-      <w:t>2026-07-26</w:t>
+      <w:t>2026-07-27</w:t>
       <w:br/>
       <w:br/>
     </w:r>

--- a/klagomål/S 5154-2024 FSC-klagomål.docx
+++ b/klagomål/S 5154-2024 FSC-klagomål.docx
@@ -808,7 +808,7 @@
     <w:r>
       <w:tab/>
       <w:tab/>
-      <w:t>2026-07-27</w:t>
+      <w:t>2026-07-28</w:t>
       <w:br/>
       <w:br/>
     </w:r>

--- a/klagomål/S 5154-2024 FSC-klagomål.docx
+++ b/klagomål/S 5154-2024 FSC-klagomål.docx
@@ -808,7 +808,7 @@
     <w:r>
       <w:tab/>
       <w:tab/>
-      <w:t>2026-07-28</w:t>
+      <w:t>2026-07-29</w:t>
       <w:br/>
       <w:br/>
     </w:r>

--- a/klagomål/S 5154-2024 FSC-klagomål.docx
+++ b/klagomål/S 5154-2024 FSC-klagomål.docx
@@ -808,7 +808,7 @@
     <w:r>
       <w:tab/>
       <w:tab/>
-      <w:t>2026-07-29</w:t>
+      <w:t>2026-07-30</w:t>
       <w:br/>
       <w:br/>
     </w:r>

--- a/klagomål/S 5154-2024 FSC-klagomål.docx
+++ b/klagomål/S 5154-2024 FSC-klagomål.docx
@@ -808,7 +808,7 @@
     <w:r>
       <w:tab/>
       <w:tab/>
-      <w:t>2026-07-30</w:t>
+      <w:t>2026-07-31</w:t>
       <w:br/>
       <w:br/>
     </w:r>

--- a/klagomål/S 5154-2024 FSC-klagomål.docx
+++ b/klagomål/S 5154-2024 FSC-klagomål.docx
@@ -808,7 +808,7 @@
     <w:r>
       <w:tab/>
       <w:tab/>
-      <w:t>2026-07-31</w:t>
+      <w:t>2026-08-01</w:t>
       <w:br/>
       <w:br/>
     </w:r>

--- a/klagomål/S 5154-2024 FSC-klagomål.docx
+++ b/klagomål/S 5154-2024 FSC-klagomål.docx
@@ -808,7 +808,7 @@
     <w:r>
       <w:tab/>
       <w:tab/>
-      <w:t>2026-08-01</w:t>
+      <w:t>2026-08-02</w:t>
       <w:br/>
       <w:br/>
     </w:r>

--- a/klagomål/S 5154-2024 FSC-klagomål.docx
+++ b/klagomål/S 5154-2024 FSC-klagomål.docx
@@ -808,7 +808,7 @@
     <w:r>
       <w:tab/>
       <w:tab/>
-      <w:t>2026-08-02</w:t>
+      <w:t>2026-08-03</w:t>
       <w:br/>
       <w:br/>
     </w:r>

--- a/klagomål/S 5154-2024 FSC-klagomål.docx
+++ b/klagomål/S 5154-2024 FSC-klagomål.docx
@@ -178,7 +178,7 @@
       <w:r>
         <w:drawing>
           <wp:inline xmlns:a="http://schemas.openxmlformats.org/drawingml/2006/main" xmlns:pic="http://schemas.openxmlformats.org/drawingml/2006/picture">
-            <wp:extent cx="5486400" cy="4198699"/>
+            <wp:extent cx="5486400" cy="4317476"/>
             <wp:docPr id="1" name="Picture 1"/>
             <wp:cNvGraphicFramePr>
               <a:graphicFrameLocks noChangeAspect="1"/>
@@ -199,7 +199,7 @@
                   <pic:spPr>
                     <a:xfrm>
                       <a:off x="0" y="0"/>
-                      <a:ext cx="5486400" cy="4198699"/>
+                      <a:ext cx="5486400" cy="4317476"/>
                     </a:xfrm>
                     <a:prstGeom prst="rect"/>
                   </pic:spPr>
@@ -221,7 +221,7 @@
     </w:p>
     <w:p>
       <w:r>
-        <w:t>Inom 15 meter från samrådsanmälan finns fynd av 6 naturvårdsarter, varav 3 är rödlistade, 4 är typiska (T) och 3 är signalarter (S): kejsarspindling (VU), bokkantlav (NT, T), bokvårtlav (NT, T), guldlockmossa (S, T), jättesvampmal (S) och platt fjädermossa (S, T). Se Figur 1.</w:t>
+        <w:t>Inom 15 meter från samrådsanmälan finns fynd av 8 naturvårdsarter, varav 3 är rödlistade, 6 är typiska (T) och 3 är signalarter (S): kejsarspindling (VU), bokkantlav (NT, T), bokvårtlav (NT, T), guldlockmossa (S, T), jättesvampmal (S), platt fjädermossa (S, T), hampflockel (T) och skogsbingel (T). Se Figur 1.</w:t>
       </w:r>
     </w:p>
     <w:p>
@@ -404,6 +404,64 @@
       </w:r>
     </w:p>
     <w:p>
+      <w:r>
+        <w:rPr>
+          <w:b/>
+        </w:rPr>
+        <w:t>Hampflockel</w:t>
+      </w:r>
+      <w:r>
+        <w:t xml:space="preserve"> är typisk art för </w:t>
+      </w:r>
+      <w:r>
+        <w:rPr>
+          <w:i/>
+        </w:rPr>
+        <w:t xml:space="preserve">9760 Svämädellövskog </w:t>
+      </w:r>
+      <w:r>
+        <w:t xml:space="preserve">och </w:t>
+      </w:r>
+      <w:r>
+        <w:rPr>
+          <w:i/>
+        </w:rPr>
+        <w:t>6430 Högörtängar</w:t>
+      </w:r>
+      <w:r>
+        <w:t>. Fjärilarna hampflockelssäckmal (NT), hampflockelsfjädermott och hampflockelsvecklare har hampflockel som sin värdväxt (SLU Artdatabanken, 2025).</w:t>
+      </w:r>
+    </w:p>
+    <w:p>
+      <w:r>
+        <w:rPr>
+          <w:b/>
+        </w:rPr>
+        <w:t>Skogsbingel</w:t>
+      </w:r>
+      <w:r>
+        <w:t xml:space="preserve"> är typisk art för </w:t>
+      </w:r>
+      <w:r>
+        <w:rPr>
+          <w:i/>
+        </w:rPr>
+        <w:t xml:space="preserve">9050 Näringsrik granskog, 9020 Nordlig ädellövskog, 9130 Näringsrik bokskog, 9160 Näringsrik ekskog </w:t>
+      </w:r>
+      <w:r>
+        <w:t>och</w:t>
+      </w:r>
+      <w:r>
+        <w:rPr>
+          <w:i/>
+        </w:rPr>
+        <w:t xml:space="preserve"> 9180 Ädellövskog i branter</w:t>
+      </w:r>
+      <w:r>
+        <w:t>. På skogsbingel kan i lundar och lövskogar den rödlistade arten bingeljordloppa (NT) påträffas. Bingeljordloppans larver äter på värdväxtens rötter. Fullbildade individer påträffas främst under vår och försommar. Den är mycket lokal i sitt uppträdande eftersom arten har svagt utvecklade flygvingar och saknar flygförmåga (SLU Artdatabanken, 2026).</w:t>
+      </w:r>
+    </w:p>
+    <w:p>
       <w:pPr>
         <w:pStyle w:val="Heading1"/>
       </w:pPr>
@@ -493,7 +551,7 @@
         <w:rPr>
           <w:i/>
         </w:rPr>
-        <w:t>I det samrådsanmälda skogsområdet har 6 naturvårdsarter varav 3 rödlistade arter sina livsmiljöer och växtplatser.</w:t>
+        <w:t>I det samrådsanmälda skogsområdet har 8 naturvårdsarter varav 3 rödlistade arter sina livsmiljöer och växtplatser.</w:t>
       </w:r>
     </w:p>
     <w:p>
@@ -808,7 +866,7 @@
     <w:r>
       <w:tab/>
       <w:tab/>
-      <w:t>2026-08-03</w:t>
+      <w:t>2026-08-05</w:t>
       <w:br/>
       <w:br/>
     </w:r>

--- a/klagomål/S 5154-2024 FSC-klagomål.docx
+++ b/klagomål/S 5154-2024 FSC-klagomål.docx
@@ -866,7 +866,7 @@
     <w:r>
       <w:tab/>
       <w:tab/>
-      <w:t>2026-08-05</w:t>
+      <w:t>2026-08-07</w:t>
       <w:br/>
       <w:br/>
     </w:r>

--- a/klagomål/S 5154-2024 FSC-klagomål.docx
+++ b/klagomål/S 5154-2024 FSC-klagomål.docx
@@ -866,7 +866,7 @@
     <w:r>
       <w:tab/>
       <w:tab/>
-      <w:t>2026-08-07</w:t>
+      <w:t>2026-08-08</w:t>
       <w:br/>
       <w:br/>
     </w:r>

--- a/klagomål/S 5154-2024 FSC-klagomål.docx
+++ b/klagomål/S 5154-2024 FSC-klagomål.docx
@@ -178,7 +178,7 @@
       <w:r>
         <w:drawing>
           <wp:inline xmlns:a="http://schemas.openxmlformats.org/drawingml/2006/main" xmlns:pic="http://schemas.openxmlformats.org/drawingml/2006/picture">
-            <wp:extent cx="5486400" cy="4198699"/>
+            <wp:extent cx="5486400" cy="4317476"/>
             <wp:docPr id="1" name="Picture 1"/>
             <wp:cNvGraphicFramePr>
               <a:graphicFrameLocks noChangeAspect="1"/>
@@ -199,7 +199,7 @@
                   <pic:spPr>
                     <a:xfrm>
                       <a:off x="0" y="0"/>
-                      <a:ext cx="5486400" cy="4198699"/>
+                      <a:ext cx="5486400" cy="4317476"/>
                     </a:xfrm>
                     <a:prstGeom prst="rect"/>
                   </pic:spPr>
@@ -216,12 +216,12 @@
         <w:spacing w:after="240"/>
       </w:pPr>
       <w:r>
-        <w:t>Figur 1. Fyndplatser för naturvårdsarter inom 15 meter från samrådsanmälan. Markörer utan svart kant är placerade på fyndplatsen. Markörer med svart kant är placerade vid sidan av fyndplatsen har ett svart streck som visar fyndplatsens exakta position. Kartans mittpunktskoordinat är N 6221108, E 460618 i SWEREF 99 TM.</w:t>
+        <w:t>Figur 1. Fyndplatser för naturvårdsarter inom 15 meter från samrådsanmälan. Markörer utan svart kant är placerade på fyndplatsen. Markörer med svart kant är placerade vid sidan av fyndplatsen och har ett svart streck som visar fyndplatsens exakta position. Kartans mittpunktskoordinat är N 6221108, E 460618 i SWEREF 99 TM.</w:t>
       </w:r>
     </w:p>
     <w:p>
       <w:r>
-        <w:t>Inom 15 meter från samrådsanmälan finns fynd av 6 naturvårdsarter, varav 3 är rödlistade, 4 är typiska (T) och 3 är signalarter (S): kejsarspindling (VU), bokkantlav (NT, T), bokvårtlav (NT, T), guldlockmossa (S, T), jättesvampmal (S) och platt fjädermossa (S, T). Se Figur 1.</w:t>
+        <w:t>Inom 15 meter från samrådsanmälan finns fynd av 8 naturvårdsarter, varav 3 är rödlistade, 6 är typiska (T) och 3 är signalarter (S): kejsarspindling (VU), bokkantlav (NT, T), bokvårtlav (NT, T), guldlockmossa (S, T), jättesvampmal (S), platt fjädermossa (S, T), hampflockel (T) och skogsbingel (T). Se Figur 1.</w:t>
       </w:r>
     </w:p>
     <w:p>
@@ -404,6 +404,64 @@
       </w:r>
     </w:p>
     <w:p>
+      <w:r>
+        <w:rPr>
+          <w:b/>
+        </w:rPr>
+        <w:t>Hampflockel</w:t>
+      </w:r>
+      <w:r>
+        <w:t xml:space="preserve"> är typisk art för </w:t>
+      </w:r>
+      <w:r>
+        <w:rPr>
+          <w:i/>
+        </w:rPr>
+        <w:t xml:space="preserve">9760 Svämädellövskog </w:t>
+      </w:r>
+      <w:r>
+        <w:t xml:space="preserve">och </w:t>
+      </w:r>
+      <w:r>
+        <w:rPr>
+          <w:i/>
+        </w:rPr>
+        <w:t>6430 Högörtängar</w:t>
+      </w:r>
+      <w:r>
+        <w:t>. Fjärilarna hampflockelssäckmal (NT), hampflockelsfjädermott och hampflockelsvecklare har hampflockel som sin värdväxt (SLU Artdatabanken, 2025).</w:t>
+      </w:r>
+    </w:p>
+    <w:p>
+      <w:r>
+        <w:rPr>
+          <w:b/>
+        </w:rPr>
+        <w:t>Skogsbingel</w:t>
+      </w:r>
+      <w:r>
+        <w:t xml:space="preserve"> är typisk art för </w:t>
+      </w:r>
+      <w:r>
+        <w:rPr>
+          <w:i/>
+        </w:rPr>
+        <w:t xml:space="preserve">9050 Näringsrik granskog, 9020 Nordlig ädellövskog, 9130 Näringsrik bokskog, 9160 Näringsrik ekskog </w:t>
+      </w:r>
+      <w:r>
+        <w:t>och</w:t>
+      </w:r>
+      <w:r>
+        <w:rPr>
+          <w:i/>
+        </w:rPr>
+        <w:t xml:space="preserve"> 9180 Ädellövskog i branter</w:t>
+      </w:r>
+      <w:r>
+        <w:t>. På skogsbingel kan i lundar och lövskogar den rödlistade arten bingeljordloppa (NT) påträffas. Bingeljordloppans larver äter på värdväxtens rötter. Fullbildade individer påträffas främst under vår och försommar. Den är mycket lokal i sitt uppträdande eftersom arten har svagt utvecklade flygvingar och saknar flygförmåga (SLU Artdatabanken, 2026).</w:t>
+      </w:r>
+    </w:p>
+    <w:p>
       <w:pPr>
         <w:pStyle w:val="Heading1"/>
       </w:pPr>
@@ -493,7 +551,7 @@
         <w:rPr>
           <w:i/>
         </w:rPr>
-        <w:t>I det samrådsanmälda skogsområdet har 6 naturvårdsarter varav 3 rödlistade arter sina livsmiljöer och växtplatser.</w:t>
+        <w:t>I det samrådsanmälda skogsområdet har 8 naturvårdsarter varav 3 rödlistade arter sina livsmiljöer och växtplatser.</w:t>
       </w:r>
     </w:p>
     <w:p>
@@ -808,7 +866,7 @@
     <w:r>
       <w:tab/>
       <w:tab/>
-      <w:t>2026-08-14</w:t>
+      <w:t>2026-08-15</w:t>
       <w:br/>
       <w:br/>
     </w:r>

--- a/klagomål/S 5154-2024 FSC-klagomål.docx
+++ b/klagomål/S 5154-2024 FSC-klagomål.docx
@@ -866,7 +866,7 @@
     <w:r>
       <w:tab/>
       <w:tab/>
-      <w:t>2026-08-15</w:t>
+      <w:t>2026-08-16</w:t>
       <w:br/>
       <w:br/>
     </w:r>

--- a/klagomål/S 5154-2024 FSC-klagomål.docx
+++ b/klagomål/S 5154-2024 FSC-klagomål.docx
@@ -866,7 +866,7 @@
     <w:r>
       <w:tab/>
       <w:tab/>
-      <w:t>2026-08-16</w:t>
+      <w:t>2026-08-17</w:t>
       <w:br/>
       <w:br/>
     </w:r>

--- a/klagomål/S 5154-2024 FSC-klagomål.docx
+++ b/klagomål/S 5154-2024 FSC-klagomål.docx
@@ -866,7 +866,7 @@
     <w:r>
       <w:tab/>
       <w:tab/>
-      <w:t>2026-08-17</w:t>
+      <w:t>2026-08-18</w:t>
       <w:br/>
       <w:br/>
     </w:r>

--- a/klagomål/S 5154-2024 FSC-klagomål.docx
+++ b/klagomål/S 5154-2024 FSC-klagomål.docx
@@ -866,7 +866,7 @@
     <w:r>
       <w:tab/>
       <w:tab/>
-      <w:t>2026-08-18</w:t>
+      <w:t>2026-08-19</w:t>
       <w:br/>
       <w:br/>
     </w:r>

--- a/klagomål/S 5154-2024 FSC-klagomål.docx
+++ b/klagomål/S 5154-2024 FSC-klagomål.docx
@@ -866,7 +866,7 @@
     <w:r>
       <w:tab/>
       <w:tab/>
-      <w:t>2026-08-19</w:t>
+      <w:t>2026-08-20</w:t>
       <w:br/>
       <w:br/>
     </w:r>

--- a/klagomål/S 5154-2024 FSC-klagomål.docx
+++ b/klagomål/S 5154-2024 FSC-klagomål.docx
@@ -866,7 +866,7 @@
     <w:r>
       <w:tab/>
       <w:tab/>
-      <w:t>2026-08-20</w:t>
+      <w:t>2026-08-21</w:t>
       <w:br/>
       <w:br/>
     </w:r>

--- a/klagomål/S 5154-2024 FSC-klagomål.docx
+++ b/klagomål/S 5154-2024 FSC-klagomål.docx
@@ -866,7 +866,7 @@
     <w:r>
       <w:tab/>
       <w:tab/>
-      <w:t>2026-08-21</w:t>
+      <w:t>2026-08-22</w:t>
       <w:br/>
       <w:br/>
     </w:r>

--- a/klagomål/S 5154-2024 FSC-klagomål.docx
+++ b/klagomål/S 5154-2024 FSC-klagomål.docx
@@ -866,7 +866,7 @@
     <w:r>
       <w:tab/>
       <w:tab/>
-      <w:t>2026-08-22</w:t>
+      <w:t>2026-08-23</w:t>
       <w:br/>
       <w:br/>
     </w:r>

--- a/klagomål/S 5154-2024 FSC-klagomål.docx
+++ b/klagomål/S 5154-2024 FSC-klagomål.docx
@@ -866,7 +866,7 @@
     <w:r>
       <w:tab/>
       <w:tab/>
-      <w:t>2026-08-23</w:t>
+      <w:t>2026-08-24</w:t>
       <w:br/>
       <w:br/>
     </w:r>

--- a/klagomål/S 5154-2024 FSC-klagomål.docx
+++ b/klagomål/S 5154-2024 FSC-klagomål.docx
@@ -866,7 +866,7 @@
     <w:r>
       <w:tab/>
       <w:tab/>
-      <w:t>2026-08-24</w:t>
+      <w:t>2026-08-25</w:t>
       <w:br/>
       <w:br/>
     </w:r>

--- a/klagomål/S 5154-2024 FSC-klagomål.docx
+++ b/klagomål/S 5154-2024 FSC-klagomål.docx
@@ -866,7 +866,7 @@
     <w:r>
       <w:tab/>
       <w:tab/>
-      <w:t>2026-08-25</w:t>
+      <w:t>2026-08-26</w:t>
       <w:br/>
       <w:br/>
     </w:r>

--- a/klagomål/S 5154-2024 FSC-klagomål.docx
+++ b/klagomål/S 5154-2024 FSC-klagomål.docx
@@ -866,7 +866,7 @@
     <w:r>
       <w:tab/>
       <w:tab/>
-      <w:t>2026-08-26</w:t>
+      <w:t>2026-08-27</w:t>
       <w:br/>
       <w:br/>
     </w:r>

--- a/klagomål/S 5154-2024 FSC-klagomål.docx
+++ b/klagomål/S 5154-2024 FSC-klagomål.docx
@@ -866,7 +866,7 @@
     <w:r>
       <w:tab/>
       <w:tab/>
-      <w:t>2026-08-27</w:t>
+      <w:t>2026-08-28</w:t>
       <w:br/>
       <w:br/>
     </w:r>

--- a/klagomål/S 5154-2024 FSC-klagomål.docx
+++ b/klagomål/S 5154-2024 FSC-klagomål.docx
@@ -866,7 +866,7 @@
     <w:r>
       <w:tab/>
       <w:tab/>
-      <w:t>2026-08-28</w:t>
+      <w:t>2026-08-29</w:t>
       <w:br/>
       <w:br/>
     </w:r>

--- a/klagomål/S 5154-2024 FSC-klagomål.docx
+++ b/klagomål/S 5154-2024 FSC-klagomål.docx
@@ -866,7 +866,7 @@
     <w:r>
       <w:tab/>
       <w:tab/>
-      <w:t>2026-08-29</w:t>
+      <w:t>2026-08-31</w:t>
       <w:br/>
       <w:br/>
     </w:r>

--- a/klagomål/S 5154-2024 FSC-klagomål.docx
+++ b/klagomål/S 5154-2024 FSC-klagomål.docx
@@ -866,7 +866,7 @@
     <w:r>
       <w:tab/>
       <w:tab/>
-      <w:t>2026-08-31</w:t>
+      <w:t>2026-09-01</w:t>
       <w:br/>
       <w:br/>
     </w:r>

--- a/klagomål/S 5154-2024 FSC-klagomål.docx
+++ b/klagomål/S 5154-2024 FSC-klagomål.docx
@@ -866,7 +866,7 @@
     <w:r>
       <w:tab/>
       <w:tab/>
-      <w:t>2026-09-01</w:t>
+      <w:t>2026-09-02</w:t>
       <w:br/>
       <w:br/>
     </w:r>

--- a/klagomål/S 5154-2024 FSC-klagomål.docx
+++ b/klagomål/S 5154-2024 FSC-klagomål.docx
@@ -866,7 +866,7 @@
     <w:r>
       <w:tab/>
       <w:tab/>
-      <w:t>2026-09-02</w:t>
+      <w:t>2026-09-03</w:t>
       <w:br/>
       <w:br/>
     </w:r>

--- a/klagomål/S 5154-2024 FSC-klagomål.docx
+++ b/klagomål/S 5154-2024 FSC-klagomål.docx
@@ -866,7 +866,7 @@
     <w:r>
       <w:tab/>
       <w:tab/>
-      <w:t>2026-09-03</w:t>
+      <w:t>2026-09-04</w:t>
       <w:br/>
       <w:br/>
     </w:r>

--- a/klagomål/S 5154-2024 FSC-klagomål.docx
+++ b/klagomål/S 5154-2024 FSC-klagomål.docx
@@ -866,7 +866,7 @@
     <w:r>
       <w:tab/>
       <w:tab/>
-      <w:t>2026-09-04</w:t>
+      <w:t>2026-09-05</w:t>
       <w:br/>
       <w:br/>
     </w:r>

--- a/klagomål/S 5154-2024 FSC-klagomål.docx
+++ b/klagomål/S 5154-2024 FSC-klagomål.docx
@@ -866,7 +866,7 @@
     <w:r>
       <w:tab/>
       <w:tab/>
-      <w:t>2026-09-05</w:t>
+      <w:t>2026-09-06</w:t>
       <w:br/>
       <w:br/>
     </w:r>

--- a/klagomål/S 5154-2024 FSC-klagomål.docx
+++ b/klagomål/S 5154-2024 FSC-klagomål.docx
@@ -866,7 +866,7 @@
     <w:r>
       <w:tab/>
       <w:tab/>
-      <w:t>2026-09-06</w:t>
+      <w:t>2026-09-07</w:t>
       <w:br/>
       <w:br/>
     </w:r>

--- a/klagomål/S 5154-2024 FSC-klagomål.docx
+++ b/klagomål/S 5154-2024 FSC-klagomål.docx
@@ -866,7 +866,7 @@
     <w:r>
       <w:tab/>
       <w:tab/>
-      <w:t>2026-09-07</w:t>
+      <w:t>2026-09-08</w:t>
       <w:br/>
       <w:br/>
     </w:r>

--- a/klagomål/S 5154-2024 FSC-klagomål.docx
+++ b/klagomål/S 5154-2024 FSC-klagomål.docx
@@ -866,7 +866,7 @@
     <w:r>
       <w:tab/>
       <w:tab/>
-      <w:t>2026-09-08</w:t>
+      <w:t>2026-09-09</w:t>
       <w:br/>
       <w:br/>
     </w:r>

--- a/klagomål/S 5154-2024 FSC-klagomål.docx
+++ b/klagomål/S 5154-2024 FSC-klagomål.docx
@@ -866,7 +866,7 @@
     <w:r>
       <w:tab/>
       <w:tab/>
-      <w:t>2026-09-09</w:t>
+      <w:t>2026-09-10</w:t>
       <w:br/>
       <w:br/>
     </w:r>

--- a/klagomål/S 5154-2024 FSC-klagomål.docx
+++ b/klagomål/S 5154-2024 FSC-klagomål.docx
@@ -866,7 +866,7 @@
     <w:r>
       <w:tab/>
       <w:tab/>
-      <w:t>2026-09-10</w:t>
+      <w:t>2026-09-11</w:t>
       <w:br/>
       <w:br/>
     </w:r>

--- a/klagomål/S 5154-2024 FSC-klagomål.docx
+++ b/klagomål/S 5154-2024 FSC-klagomål.docx
@@ -866,7 +866,7 @@
     <w:r>
       <w:tab/>
       <w:tab/>
-      <w:t>2026-09-11</w:t>
+      <w:t>2026-09-12</w:t>
       <w:br/>
       <w:br/>
     </w:r>

--- a/klagomål/S 5154-2024 FSC-klagomål.docx
+++ b/klagomål/S 5154-2024 FSC-klagomål.docx
@@ -866,7 +866,7 @@
     <w:r>
       <w:tab/>
       <w:tab/>
-      <w:t>2026-09-12</w:t>
+      <w:t>2026-09-13</w:t>
       <w:br/>
       <w:br/>
     </w:r>
